--- a/작업일지/6주차.docx
+++ b/작업일지/6주차.docx
@@ -207,6 +207,7 @@
                 <w:bCs/>
               </w:rPr>
             </w:pPr>
+            <w:proofErr w:type="spellStart"/>
             <w:r>
               <w:rPr>
                 <w:rFonts w:hint="eastAsia"/>
@@ -215,6 +216,7 @@
               </w:rPr>
               <w:t>팀명</w:t>
             </w:r>
+            <w:proofErr w:type="spellEnd"/>
           </w:p>
         </w:tc>
         <w:tc>
@@ -321,7 +323,21 @@
               <w:rPr>
                 <w:rFonts w:hint="eastAsia"/>
               </w:rPr>
-              <w:t>2022182035 임채은(클라/서버)</w:t>
+              <w:t xml:space="preserve">2022182035 </w:t>
+            </w:r>
+            <w:proofErr w:type="spellStart"/>
+            <w:r>
+              <w:rPr>
+                <w:rFonts w:hint="eastAsia"/>
+              </w:rPr>
+              <w:t>임채은</w:t>
+            </w:r>
+            <w:proofErr w:type="spellEnd"/>
+            <w:r>
+              <w:rPr>
+                <w:rFonts w:hint="eastAsia"/>
+              </w:rPr>
+              <w:t>(클라/서버)</w:t>
             </w:r>
           </w:p>
         </w:tc>
@@ -357,7 +373,23 @@
           <w:b/>
           <w:bCs/>
         </w:rPr>
-        <w:t>()</w:t>
+        <w:t>(</w:t>
+      </w:r>
+      <w:r>
+        <w:rPr>
+          <w:rFonts w:hint="eastAsia"/>
+          <w:b/>
+          <w:bCs/>
+        </w:rPr>
+        <w:t>0917</w:t>
+      </w:r>
+      <w:r>
+        <w:rPr>
+          <w:rFonts w:hint="eastAsia"/>
+          <w:b/>
+          <w:bCs/>
+        </w:rPr>
+        <w:t>)</w:t>
       </w:r>
     </w:p>
     <w:tbl>
@@ -377,7 +409,19 @@
           <w:tcPr>
             <w:tcW w:w="10485" w:type="dxa"/>
           </w:tcPr>
-          <w:p/>
+          <w:p>
+            <w:pPr>
+              <w:rPr>
+                <w:rFonts w:hint="eastAsia"/>
+              </w:rPr>
+            </w:pPr>
+            <w:r>
+              <w:rPr>
+                <w:rFonts w:hint="eastAsia"/>
+              </w:rPr>
+              <w:t>다음 미팅: 10.01(수) 오전 10:30</w:t>
+            </w:r>
+          </w:p>
         </w:tc>
       </w:tr>
     </w:tbl>
@@ -442,7 +486,45 @@
           <w:tcPr>
             <w:tcW w:w="9214" w:type="dxa"/>
           </w:tcPr>
-          <w:p/>
+          <w:p>
+            <w:r>
+              <w:rPr>
+                <w:rFonts w:hint="eastAsia"/>
+              </w:rPr>
+              <w:t>- [미팅 과제] 전투 기획서 내용 추가</w:t>
+            </w:r>
+          </w:p>
+          <w:p>
+            <w:pPr>
+              <w:rPr>
+                <w:rFonts w:hint="eastAsia"/>
+              </w:rPr>
+            </w:pPr>
+            <w:r>
+              <w:rPr>
+                <w:rFonts w:hint="eastAsia"/>
+              </w:rPr>
+              <w:t xml:space="preserve">: 플레이어와 몬스터(거미)의 </w:t>
+            </w:r>
+            <w:r>
+              <w:t>‘</w:t>
+            </w:r>
+            <w:r>
+              <w:rPr>
+                <w:rFonts w:hint="eastAsia"/>
+              </w:rPr>
+              <w:t>HP, 이동 속도, 공격 속도, 데미지, 몬스터 스킬</w:t>
+            </w:r>
+            <w:r>
+              <w:t>’</w:t>
+            </w:r>
+            <w:r>
+              <w:rPr>
+                <w:rFonts w:hint="eastAsia"/>
+              </w:rPr>
+              <w:t xml:space="preserve"> 정리</w:t>
+            </w:r>
+          </w:p>
         </w:tc>
       </w:tr>
       <w:tr>
@@ -486,6 +568,7 @@
                 <w:bCs/>
               </w:rPr>
             </w:pPr>
+            <w:proofErr w:type="spellStart"/>
             <w:r>
               <w:rPr>
                 <w:rFonts w:hint="eastAsia"/>
@@ -494,6 +577,7 @@
               </w:rPr>
               <w:t>임채은</w:t>
             </w:r>
+            <w:proofErr w:type="spellEnd"/>
           </w:p>
         </w:tc>
         <w:tc>
@@ -606,6 +690,7 @@
                 <w:bCs/>
               </w:rPr>
             </w:pPr>
+            <w:proofErr w:type="spellStart"/>
             <w:r>
               <w:rPr>
                 <w:rFonts w:hint="eastAsia"/>
@@ -614,6 +699,7 @@
               </w:rPr>
               <w:t>임채은</w:t>
             </w:r>
+            <w:proofErr w:type="spellEnd"/>
           </w:p>
         </w:tc>
         <w:tc>
@@ -695,6 +781,118 @@
 <file path=word/numbering.xml><?xml version="1.0" encoding="utf-8"?>
 <w:numbering xmlns:wpc="http://schemas.microsoft.com/office/word/2010/wordprocessingCanvas" xmlns:cx="http://schemas.microsoft.com/office/drawing/2014/chartex" xmlns:cx1="http://schemas.microsoft.com/office/drawing/2015/9/8/chartex" xmlns:cx2="http://schemas.microsoft.com/office/drawing/2015/10/21/chartex" xmlns:cx3="http://schemas.microsoft.com/office/drawing/2016/5/9/chartex" xmlns:cx4="http://schemas.microsoft.com/office/drawing/2016/5/10/chartex" xmlns:cx5="http://schemas.microsoft.com/office/drawing/2016/5/11/chartex" xmlns:cx6="http://schemas.microsoft.com/office/drawing/2016/5/12/chartex" xmlns:cx7="http://schemas.microsoft.com/office/drawing/2016/5/13/chartex" xmlns:cx8="http://schemas.microsoft.com/office/drawing/2016/5/14/chartex" xmlns:mc="http://schemas.openxmlformats.org/markup-compatibility/2006" xmlns:aink="http://schemas.microsoft.com/office/drawing/2016/ink" xmlns:am3d="http://schemas.microsoft.com/office/drawing/2017/model3d" xmlns:o="urn:schemas-microsoft-com:office:office" xmlns:oel="http://schemas.microsoft.com/office/2019/extlst" xmlns:r="http://schemas.openxmlformats.org/officeDocument/2006/relationships" xmlns:m="http://schemas.openxmlformats.org/officeDocument/2006/math" xmlns:v="urn:schemas-microsoft-com:vml" xmlns:wp14="http://schemas.microsoft.com/office/word/2010/wordprocessingDrawing" xmlns:wp="http://schemas.openxmlformats.org/drawingml/2006/wordprocessingDrawing" xmlns:w10="urn:schemas-microsoft-com:office:word" xmlns:w="http://schemas.openxmlformats.org/wordprocessingml/2006/main" xmlns:w14="http://schemas.microsoft.com/office/word/2010/wordml" xmlns:w15="http://schemas.microsoft.com/office/word/2012/wordml" xmlns:w16cex="http://schemas.microsoft.com/office/word/2018/wordml/cex" xmlns:w16cid="http://schemas.microsoft.com/office/word/2016/wordml/cid" xmlns:w16="http://schemas.microsoft.com/office/word/2018/wordml" xmlns:w16du="http://schemas.microsoft.com/office/word/2023/wordml/word16du" xmlns:w16sdtdh="http://schemas.microsoft.com/office/word/2020/wordml/sdtdatahash" xmlns:w16sdtfl="http://schemas.microsoft.com/office/word/2024/wordml/sdtformatlock" xmlns:w16se="http://schemas.microsoft.com/office/word/2015/wordml/symex" xmlns:wpg="http://schemas.microsoft.com/office/word/2010/wordprocessingGroup" xmlns:wpi="http://schemas.microsoft.com/office/word/2010/wordprocessingInk" xmlns:wne="http://schemas.microsoft.com/office/word/2006/wordml" xmlns:wps="http://schemas.microsoft.com/office/word/2010/wordprocessingShape" mc:Ignorable="w14 w15 w16se w16cid w16 w16cex w16sdtdh w16sdtfl w16du wp14">
   <w:abstractNum w:abstractNumId="0" w15:restartNumberingAfterBreak="0">
+    <w:nsid w:val="122D753E"/>
+    <w:multiLevelType w:val="hybridMultilevel"/>
+    <w:tmpl w:val="B098290C"/>
+    <w:lvl w:ilvl="0" w:tplc="58F88826">
+      <w:numFmt w:val="bullet"/>
+      <w:lvlText w:val="-"/>
+      <w:lvlJc w:val="left"/>
+      <w:pPr>
+        <w:ind w:left="800" w:hanging="360"/>
+      </w:pPr>
+      <w:rPr>
+        <w:rFonts w:ascii="맑은 고딕" w:eastAsia="맑은 고딕" w:hAnsi="맑은 고딕" w:cstheme="minorBidi" w:hint="eastAsia"/>
+      </w:rPr>
+    </w:lvl>
+    <w:lvl w:ilvl="1" w:tplc="04090003" w:tentative="1">
+      <w:start w:val="1"/>
+      <w:numFmt w:val="bullet"/>
+      <w:lvlText w:val=""/>
+      <w:lvlJc w:val="left"/>
+      <w:pPr>
+        <w:ind w:left="1320" w:hanging="440"/>
+      </w:pPr>
+      <w:rPr>
+        <w:rFonts w:ascii="Wingdings" w:hAnsi="Wingdings" w:hint="default"/>
+      </w:rPr>
+    </w:lvl>
+    <w:lvl w:ilvl="2" w:tplc="04090005" w:tentative="1">
+      <w:start w:val="1"/>
+      <w:numFmt w:val="bullet"/>
+      <w:lvlText w:val=""/>
+      <w:lvlJc w:val="left"/>
+      <w:pPr>
+        <w:ind w:left="1760" w:hanging="440"/>
+      </w:pPr>
+      <w:rPr>
+        <w:rFonts w:ascii="Wingdings" w:hAnsi="Wingdings" w:hint="default"/>
+      </w:rPr>
+    </w:lvl>
+    <w:lvl w:ilvl="3" w:tplc="04090001" w:tentative="1">
+      <w:start w:val="1"/>
+      <w:numFmt w:val="bullet"/>
+      <w:lvlText w:val=""/>
+      <w:lvlJc w:val="left"/>
+      <w:pPr>
+        <w:ind w:left="2200" w:hanging="440"/>
+      </w:pPr>
+      <w:rPr>
+        <w:rFonts w:ascii="Wingdings" w:hAnsi="Wingdings" w:hint="default"/>
+      </w:rPr>
+    </w:lvl>
+    <w:lvl w:ilvl="4" w:tplc="04090003" w:tentative="1">
+      <w:start w:val="1"/>
+      <w:numFmt w:val="bullet"/>
+      <w:lvlText w:val=""/>
+      <w:lvlJc w:val="left"/>
+      <w:pPr>
+        <w:ind w:left="2640" w:hanging="440"/>
+      </w:pPr>
+      <w:rPr>
+        <w:rFonts w:ascii="Wingdings" w:hAnsi="Wingdings" w:hint="default"/>
+      </w:rPr>
+    </w:lvl>
+    <w:lvl w:ilvl="5" w:tplc="04090005" w:tentative="1">
+      <w:start w:val="1"/>
+      <w:numFmt w:val="bullet"/>
+      <w:lvlText w:val=""/>
+      <w:lvlJc w:val="left"/>
+      <w:pPr>
+        <w:ind w:left="3080" w:hanging="440"/>
+      </w:pPr>
+      <w:rPr>
+        <w:rFonts w:ascii="Wingdings" w:hAnsi="Wingdings" w:hint="default"/>
+      </w:rPr>
+    </w:lvl>
+    <w:lvl w:ilvl="6" w:tplc="04090001" w:tentative="1">
+      <w:start w:val="1"/>
+      <w:numFmt w:val="bullet"/>
+      <w:lvlText w:val=""/>
+      <w:lvlJc w:val="left"/>
+      <w:pPr>
+        <w:ind w:left="3520" w:hanging="440"/>
+      </w:pPr>
+      <w:rPr>
+        <w:rFonts w:ascii="Wingdings" w:hAnsi="Wingdings" w:hint="default"/>
+      </w:rPr>
+    </w:lvl>
+    <w:lvl w:ilvl="7" w:tplc="04090003" w:tentative="1">
+      <w:start w:val="1"/>
+      <w:numFmt w:val="bullet"/>
+      <w:lvlText w:val=""/>
+      <w:lvlJc w:val="left"/>
+      <w:pPr>
+        <w:ind w:left="3960" w:hanging="440"/>
+      </w:pPr>
+      <w:rPr>
+        <w:rFonts w:ascii="Wingdings" w:hAnsi="Wingdings" w:hint="default"/>
+      </w:rPr>
+    </w:lvl>
+    <w:lvl w:ilvl="8" w:tplc="04090005" w:tentative="1">
+      <w:start w:val="1"/>
+      <w:numFmt w:val="bullet"/>
+      <w:lvlText w:val=""/>
+      <w:lvlJc w:val="left"/>
+      <w:pPr>
+        <w:ind w:left="4400" w:hanging="440"/>
+      </w:pPr>
+      <w:rPr>
+        <w:rFonts w:ascii="Wingdings" w:hAnsi="Wingdings" w:hint="default"/>
+      </w:rPr>
+    </w:lvl>
+  </w:abstractNum>
+  <w:abstractNum w:abstractNumId="1" w15:restartNumberingAfterBreak="0">
     <w:nsid w:val="1A3D51DD"/>
     <w:multiLevelType w:val="hybridMultilevel"/>
     <w:tmpl w:val="AB6AAB92"/>
@@ -808,6 +1006,9 @@
     </w:lvl>
   </w:abstractNum>
   <w:num w:numId="1" w16cid:durableId="1396316752">
+    <w:abstractNumId w:val="1"/>
+  </w:num>
+  <w:num w:numId="2" w16cid:durableId="117266131">
     <w:abstractNumId w:val="0"/>
   </w:num>
 </w:numbering>

--- a/작업일지/6주차.docx
+++ b/작업일지/6주차.docx
@@ -410,11 +410,6 @@
             <w:tcW w:w="10485" w:type="dxa"/>
           </w:tcPr>
           <w:p>
-            <w:pPr>
-              <w:rPr>
-                <w:rFonts w:hint="eastAsia"/>
-              </w:rPr>
-            </w:pPr>
             <w:r>
               <w:rPr>
                 <w:rFonts w:hint="eastAsia"/>
@@ -495,11 +490,6 @@
             </w:r>
           </w:p>
           <w:p>
-            <w:pPr>
-              <w:rPr>
-                <w:rFonts w:hint="eastAsia"/>
-              </w:rPr>
-            </w:pPr>
             <w:r>
               <w:rPr>
                 <w:rFonts w:hint="eastAsia"/>
@@ -553,7 +543,36 @@
           <w:tcPr>
             <w:tcW w:w="9214" w:type="dxa"/>
           </w:tcPr>
-          <w:p/>
+          <w:p>
+            <w:r>
+              <w:rPr>
+                <w:rFonts w:hint="eastAsia"/>
+              </w:rPr>
+              <w:t>-</w:t>
+            </w:r>
+            <w:r>
+              <w:t xml:space="preserve"> </w:t>
+            </w:r>
+            <w:r>
+              <w:rPr>
+                <w:rFonts w:hint="eastAsia"/>
+              </w:rPr>
+              <w:t>3D게임프로그래밍2 샘플 프로젝트 분석</w:t>
+            </w:r>
+          </w:p>
+          <w:p>
+            <w:pPr>
+              <w:rPr>
+                <w:rFonts w:hint="eastAsia"/>
+              </w:rPr>
+            </w:pPr>
+            <w:r>
+              <w:rPr>
+                <w:rFonts w:hint="eastAsia"/>
+              </w:rPr>
+              <w:t>- 서버 구조 설계</w:t>
+            </w:r>
+          </w:p>
         </w:tc>
       </w:tr>
       <w:tr>
@@ -1005,11 +1024,126 @@
       </w:rPr>
     </w:lvl>
   </w:abstractNum>
+  <w:abstractNum w:abstractNumId="2" w15:restartNumberingAfterBreak="0">
+    <w:nsid w:val="297D567D"/>
+    <w:multiLevelType w:val="hybridMultilevel"/>
+    <w:tmpl w:val="98AC6B48"/>
+    <w:lvl w:ilvl="0" w:tplc="536A6134">
+      <w:numFmt w:val="bullet"/>
+      <w:lvlText w:val="-"/>
+      <w:lvlJc w:val="left"/>
+      <w:pPr>
+        <w:ind w:left="800" w:hanging="360"/>
+      </w:pPr>
+      <w:rPr>
+        <w:rFonts w:ascii="맑은 고딕" w:eastAsia="맑은 고딕" w:hAnsi="맑은 고딕" w:cstheme="minorBidi" w:hint="eastAsia"/>
+      </w:rPr>
+    </w:lvl>
+    <w:lvl w:ilvl="1" w:tplc="04090003" w:tentative="1">
+      <w:start w:val="1"/>
+      <w:numFmt w:val="bullet"/>
+      <w:lvlText w:val=""/>
+      <w:lvlJc w:val="left"/>
+      <w:pPr>
+        <w:ind w:left="1320" w:hanging="440"/>
+      </w:pPr>
+      <w:rPr>
+        <w:rFonts w:ascii="Wingdings" w:hAnsi="Wingdings" w:hint="default"/>
+      </w:rPr>
+    </w:lvl>
+    <w:lvl w:ilvl="2" w:tplc="04090005" w:tentative="1">
+      <w:start w:val="1"/>
+      <w:numFmt w:val="bullet"/>
+      <w:lvlText w:val=""/>
+      <w:lvlJc w:val="left"/>
+      <w:pPr>
+        <w:ind w:left="1760" w:hanging="440"/>
+      </w:pPr>
+      <w:rPr>
+        <w:rFonts w:ascii="Wingdings" w:hAnsi="Wingdings" w:hint="default"/>
+      </w:rPr>
+    </w:lvl>
+    <w:lvl w:ilvl="3" w:tplc="04090001" w:tentative="1">
+      <w:start w:val="1"/>
+      <w:numFmt w:val="bullet"/>
+      <w:lvlText w:val=""/>
+      <w:lvlJc w:val="left"/>
+      <w:pPr>
+        <w:ind w:left="2200" w:hanging="440"/>
+      </w:pPr>
+      <w:rPr>
+        <w:rFonts w:ascii="Wingdings" w:hAnsi="Wingdings" w:hint="default"/>
+      </w:rPr>
+    </w:lvl>
+    <w:lvl w:ilvl="4" w:tplc="04090003" w:tentative="1">
+      <w:start w:val="1"/>
+      <w:numFmt w:val="bullet"/>
+      <w:lvlText w:val=""/>
+      <w:lvlJc w:val="left"/>
+      <w:pPr>
+        <w:ind w:left="2640" w:hanging="440"/>
+      </w:pPr>
+      <w:rPr>
+        <w:rFonts w:ascii="Wingdings" w:hAnsi="Wingdings" w:hint="default"/>
+      </w:rPr>
+    </w:lvl>
+    <w:lvl w:ilvl="5" w:tplc="04090005" w:tentative="1">
+      <w:start w:val="1"/>
+      <w:numFmt w:val="bullet"/>
+      <w:lvlText w:val=""/>
+      <w:lvlJc w:val="left"/>
+      <w:pPr>
+        <w:ind w:left="3080" w:hanging="440"/>
+      </w:pPr>
+      <w:rPr>
+        <w:rFonts w:ascii="Wingdings" w:hAnsi="Wingdings" w:hint="default"/>
+      </w:rPr>
+    </w:lvl>
+    <w:lvl w:ilvl="6" w:tplc="04090001" w:tentative="1">
+      <w:start w:val="1"/>
+      <w:numFmt w:val="bullet"/>
+      <w:lvlText w:val=""/>
+      <w:lvlJc w:val="left"/>
+      <w:pPr>
+        <w:ind w:left="3520" w:hanging="440"/>
+      </w:pPr>
+      <w:rPr>
+        <w:rFonts w:ascii="Wingdings" w:hAnsi="Wingdings" w:hint="default"/>
+      </w:rPr>
+    </w:lvl>
+    <w:lvl w:ilvl="7" w:tplc="04090003" w:tentative="1">
+      <w:start w:val="1"/>
+      <w:numFmt w:val="bullet"/>
+      <w:lvlText w:val=""/>
+      <w:lvlJc w:val="left"/>
+      <w:pPr>
+        <w:ind w:left="3960" w:hanging="440"/>
+      </w:pPr>
+      <w:rPr>
+        <w:rFonts w:ascii="Wingdings" w:hAnsi="Wingdings" w:hint="default"/>
+      </w:rPr>
+    </w:lvl>
+    <w:lvl w:ilvl="8" w:tplc="04090005" w:tentative="1">
+      <w:start w:val="1"/>
+      <w:numFmt w:val="bullet"/>
+      <w:lvlText w:val=""/>
+      <w:lvlJc w:val="left"/>
+      <w:pPr>
+        <w:ind w:left="4400" w:hanging="440"/>
+      </w:pPr>
+      <w:rPr>
+        <w:rFonts w:ascii="Wingdings" w:hAnsi="Wingdings" w:hint="default"/>
+      </w:rPr>
+    </w:lvl>
+  </w:abstractNum>
   <w:num w:numId="1" w16cid:durableId="1396316752">
     <w:abstractNumId w:val="1"/>
   </w:num>
   <w:num w:numId="2" w16cid:durableId="117266131">
     <w:abstractNumId w:val="0"/>
+  </w:num>
+  <w:num w:numId="3" w16cid:durableId="498925841">
+    <w:abstractNumId w:val="2"/>
   </w:num>
 </w:numbering>
 </file>

--- a/작업일지/6주차.docx
+++ b/작업일지/6주차.docx
@@ -207,7 +207,6 @@
                 <w:bCs/>
               </w:rPr>
             </w:pPr>
-            <w:proofErr w:type="spellStart"/>
             <w:r>
               <w:rPr>
                 <w:rFonts w:hint="eastAsia"/>
@@ -216,7 +215,6 @@
               </w:rPr>
               <w:t>팀명</w:t>
             </w:r>
-            <w:proofErr w:type="spellEnd"/>
           </w:p>
         </w:tc>
         <w:tc>
@@ -323,21 +321,7 @@
               <w:rPr>
                 <w:rFonts w:hint="eastAsia"/>
               </w:rPr>
-              <w:t xml:space="preserve">2022182035 </w:t>
-            </w:r>
-            <w:proofErr w:type="spellStart"/>
-            <w:r>
-              <w:rPr>
-                <w:rFonts w:hint="eastAsia"/>
-              </w:rPr>
-              <w:t>임채은</w:t>
-            </w:r>
-            <w:proofErr w:type="spellEnd"/>
-            <w:r>
-              <w:rPr>
-                <w:rFonts w:hint="eastAsia"/>
-              </w:rPr>
-              <w:t>(클라/서버)</w:t>
+              <w:t>2022182035 임채은(클라/서버)</w:t>
             </w:r>
           </w:p>
         </w:tc>
@@ -561,11 +545,6 @@
             </w:r>
           </w:p>
           <w:p>
-            <w:pPr>
-              <w:rPr>
-                <w:rFonts w:hint="eastAsia"/>
-              </w:rPr>
-            </w:pPr>
             <w:r>
               <w:rPr>
                 <w:rFonts w:hint="eastAsia"/>
@@ -587,7 +566,6 @@
                 <w:bCs/>
               </w:rPr>
             </w:pPr>
-            <w:proofErr w:type="spellStart"/>
             <w:r>
               <w:rPr>
                 <w:rFonts w:hint="eastAsia"/>
@@ -596,14 +574,25 @@
               </w:rPr>
               <w:t>임채은</w:t>
             </w:r>
-            <w:proofErr w:type="spellEnd"/>
           </w:p>
         </w:tc>
         <w:tc>
           <w:tcPr>
             <w:tcW w:w="9214" w:type="dxa"/>
           </w:tcPr>
-          <w:p/>
+          <w:p>
+            <w:pPr>
+              <w:rPr>
+                <w:rFonts w:hint="eastAsia"/>
+              </w:rPr>
+            </w:pPr>
+            <w:r>
+              <w:rPr>
+                <w:rFonts w:hint="eastAsia"/>
+              </w:rPr>
+              <w:t>- DirectX12 LabProject07-9-1 분석하기</w:t>
+            </w:r>
+          </w:p>
         </w:tc>
       </w:tr>
     </w:tbl>
@@ -709,7 +698,6 @@
                 <w:bCs/>
               </w:rPr>
             </w:pPr>
-            <w:proofErr w:type="spellStart"/>
             <w:r>
               <w:rPr>
                 <w:rFonts w:hint="eastAsia"/>
@@ -718,14 +706,33 @@
               </w:rPr>
               <w:t>임채은</w:t>
             </w:r>
-            <w:proofErr w:type="spellEnd"/>
           </w:p>
         </w:tc>
         <w:tc>
           <w:tcPr>
             <w:tcW w:w="9214" w:type="dxa"/>
           </w:tcPr>
-          <w:p/>
+          <w:p>
+            <w:r>
+              <w:rPr>
+                <w:rFonts w:hint="eastAsia"/>
+              </w:rPr>
+              <w:t>- 루나책으로 개념 정리하면서 LabProject07-9-1 장치 초기화, 렌더링 파이프라인, 쉐이더 코드를 분석했다.</w:t>
+            </w:r>
+          </w:p>
+          <w:p>
+            <w:pPr>
+              <w:rPr>
+                <w:rFonts w:hint="eastAsia"/>
+              </w:rPr>
+            </w:pPr>
+            <w:r>
+              <w:rPr>
+                <w:rFonts w:hint="eastAsia"/>
+              </w:rPr>
+              <w:t>- 공학대전에 참가했는데, 친구들과 선배들의 의견을 들어보니 엔진으로 가는 게 나을 것 같아 엔진으로 변경했다. 이대현 교수님께 상담 받고 따로 공부하면서 진행할 예정이다.</w:t>
+            </w:r>
+          </w:p>
         </w:tc>
       </w:tr>
     </w:tbl>

--- a/작업일지/6주차.docx
+++ b/작업일지/6주차.docx
@@ -581,11 +581,6 @@
             <w:tcW w:w="9214" w:type="dxa"/>
           </w:tcPr>
           <w:p>
-            <w:pPr>
-              <w:rPr>
-                <w:rFonts w:hint="eastAsia"/>
-              </w:rPr>
-            </w:pPr>
             <w:r>
               <w:rPr>
                 <w:rFonts w:hint="eastAsia"/>
@@ -650,10 +645,171 @@
             <w:tcW w:w="9214" w:type="dxa"/>
           </w:tcPr>
           <w:p>
+            <w:r>
+              <w:rPr>
+                <w:rFonts w:hint="eastAsia"/>
+              </w:rPr>
+              <w:t>&lt;</w:t>
+            </w:r>
+            <w:r>
+              <w:rPr>
+                <w:rFonts w:hint="eastAsia"/>
+              </w:rPr>
+              <w:t>수행 내용</w:t>
+            </w:r>
+            <w:r>
+              <w:rPr>
+                <w:rFonts w:hint="eastAsia"/>
+              </w:rPr>
+              <w:t>&gt;</w:t>
+            </w:r>
+            <w:r>
+              <w:rPr>
+                <w:rFonts w:hint="eastAsia"/>
+              </w:rPr>
+              <w:t xml:space="preserve"> </w:t>
+            </w:r>
+          </w:p>
+          <w:p>
+            <w:r>
+              <w:rPr>
+                <w:rFonts w:hint="eastAsia"/>
+              </w:rPr>
+              <w:t xml:space="preserve">- </w:t>
+            </w:r>
+            <w:r>
+              <w:t xml:space="preserve">플레이어와 몬스터 '거미' 전투 기획서 작성. </w:t>
+            </w:r>
+            <w:r>
+              <w:br/>
+            </w:r>
+            <w:r>
+              <w:t>HP, 이동 속도, 공격 속도, 공격력, 스킬 내용 및 수치 포함</w:t>
+            </w:r>
+          </w:p>
+          <w:p>
+            <w:r>
+              <w:rPr>
+                <w:rFonts w:hint="eastAsia"/>
+              </w:rPr>
+              <w:t xml:space="preserve">- </w:t>
+            </w:r>
+            <w:r>
+              <w:t>각 무기에 &lt;공격 속도&gt; 수치 추가</w:t>
+            </w:r>
+          </w:p>
+          <w:p>
+            <w:r>
+              <w:rPr>
+                <w:rFonts w:hint="eastAsia"/>
+              </w:rPr>
+              <w:t xml:space="preserve">- </w:t>
+            </w:r>
+            <w:r>
+              <w:t>몬스터 '거미' FSM 수정</w:t>
+            </w:r>
+          </w:p>
+          <w:p/>
+          <w:p>
             <w:pPr>
-              <w:pStyle w:val="a6"/>
-              <w:ind w:left="880"/>
+              <w:rPr>
+                <w:rFonts w:hint="eastAsia"/>
+              </w:rPr>
             </w:pPr>
+            <w:r>
+              <w:rPr>
+                <w:rFonts w:hint="eastAsia"/>
+              </w:rPr>
+              <w:t>&lt;기타 기록&gt;</w:t>
+            </w:r>
+          </w:p>
+          <w:p>
+            <w:pPr>
+              <w:rPr>
+                <w:rFonts w:hint="eastAsia"/>
+              </w:rPr>
+            </w:pPr>
+            <w:r>
+              <w:rPr>
+                <w:rFonts w:hint="eastAsia"/>
+              </w:rPr>
+              <w:t xml:space="preserve">- </w:t>
+            </w:r>
+            <w:r>
+              <w:rPr>
+                <w:rFonts w:hint="eastAsia"/>
+              </w:rPr>
+              <w:t>플레이어는 사용하는 무기에 따라 공격 속도와 데미지가 다르다. 그렇다면 &lt;공격 속도&gt;와 &lt;데미지&gt;라는 스탯은 플레이어한테가 아니라, 플레이어가 사용하는 무기에 포함시켜야 될 것 같다고 생각하였다.</w:t>
+            </w:r>
+            <w:r>
+              <w:rPr>
+                <w:rFonts w:hint="eastAsia"/>
+              </w:rPr>
+              <w:t xml:space="preserve"> 그래서 우선 저번에 기획한 무기에 &lt;공격 속도&gt;</w:t>
+            </w:r>
+            <w:r>
+              <w:rPr>
+                <w:rFonts w:hint="eastAsia"/>
+              </w:rPr>
+              <w:t xml:space="preserve"> 스탯을 추가했다.</w:t>
+            </w:r>
+          </w:p>
+          <w:p>
+            <w:r>
+              <w:rPr>
+                <w:rFonts w:hint="eastAsia"/>
+              </w:rPr>
+              <w:t xml:space="preserve">- </w:t>
+            </w:r>
+            <w:r>
+              <w:rPr>
+                <w:rFonts w:hint="eastAsia"/>
+              </w:rPr>
+              <w:t>MaSu 때도 그랬지만, 적절한 이동/공격 속도는 무엇일지 늘 고민하게</w:t>
+            </w:r>
+            <w:r>
+              <w:rPr>
+                <w:rFonts w:hint="eastAsia"/>
+              </w:rPr>
+              <w:t xml:space="preserve"> </w:t>
+            </w:r>
+            <w:r>
+              <w:rPr>
+                <w:rFonts w:hint="eastAsia"/>
+              </w:rPr>
+              <w:t>된다.</w:t>
+            </w:r>
+          </w:p>
+          <w:p>
+            <w:pPr>
+              <w:rPr>
+                <w:rFonts w:hint="eastAsia"/>
+              </w:rPr>
+            </w:pPr>
+            <w:r>
+              <w:rPr>
+                <w:rFonts w:hint="eastAsia"/>
+              </w:rPr>
+              <w:t xml:space="preserve">- </w:t>
+            </w:r>
+            <w:r>
+              <w:rPr>
+                <w:rFonts w:hint="eastAsia"/>
+              </w:rPr>
+              <w:t>거미 FSM을 일부 수정하였다. 전이 조건을 좀 더 명확하게 작성하였다. 그러나 다시 확인해보니 거미줄로 플레이어를 인식해서(파괴 or 그냥 닿음) chase하는 것과 공격받았을 때 공격한 쪽으로 chase 하는 내용이 빠져있</w:t>
+            </w:r>
+            <w:r>
+              <w:rPr>
+                <w:rFonts w:hint="eastAsia"/>
+              </w:rPr>
+              <w:t>는 것 같</w:t>
+            </w:r>
+            <w:r>
+              <w:rPr>
+                <w:rFonts w:hint="eastAsia"/>
+              </w:rPr>
+              <w:t>다. 우선 작업 일지에 작성한 후 추후 추가하겠다. 플레이어의 state와 FSM도 정리해야 한다.</w:t>
+            </w:r>
           </w:p>
         </w:tc>
       </w:tr>
@@ -721,15 +877,11 @@
             </w:r>
           </w:p>
           <w:p>
-            <w:pPr>
-              <w:rPr>
-                <w:rFonts w:hint="eastAsia"/>
-              </w:rPr>
-            </w:pPr>
-            <w:r>
-              <w:rPr>
-                <w:rFonts w:hint="eastAsia"/>
-              </w:rPr>
+            <w:r>
+              <w:rPr>
+                <w:rFonts w:hint="eastAsia"/>
+              </w:rPr>
+              <w:lastRenderedPageBreak/>
               <w:t>- 공학대전에 참가했는데, 친구들과 선배들의 의견을 들어보니 엔진으로 가는 게 나을 것 같아 엔진으로 변경했다. 이대현 교수님께 상담 받고 따로 공부하면서 진행할 예정이다.</w:t>
             </w:r>
           </w:p>
@@ -1143,6 +1295,155 @@
       </w:rPr>
     </w:lvl>
   </w:abstractNum>
+  <w:abstractNum w:abstractNumId="3" w15:restartNumberingAfterBreak="0">
+    <w:nsid w:val="406C3D88"/>
+    <w:multiLevelType w:val="multilevel"/>
+    <w:tmpl w:val="BAB092BC"/>
+    <w:lvl w:ilvl="0">
+      <w:start w:val="1"/>
+      <w:numFmt w:val="bullet"/>
+      <w:lvlText w:val=""/>
+      <w:lvlJc w:val="left"/>
+      <w:pPr>
+        <w:tabs>
+          <w:tab w:val="num" w:pos="720"/>
+        </w:tabs>
+        <w:ind w:left="720" w:hanging="360"/>
+      </w:pPr>
+      <w:rPr>
+        <w:rFonts w:ascii="Symbol" w:hAnsi="Symbol" w:hint="default"/>
+        <w:sz w:val="20"/>
+      </w:rPr>
+    </w:lvl>
+    <w:lvl w:ilvl="1" w:tentative="1">
+      <w:start w:val="1"/>
+      <w:numFmt w:val="bullet"/>
+      <w:lvlText w:val=""/>
+      <w:lvlJc w:val="left"/>
+      <w:pPr>
+        <w:tabs>
+          <w:tab w:val="num" w:pos="1440"/>
+        </w:tabs>
+        <w:ind w:left="1440" w:hanging="360"/>
+      </w:pPr>
+      <w:rPr>
+        <w:rFonts w:ascii="Symbol" w:hAnsi="Symbol" w:hint="default"/>
+        <w:sz w:val="20"/>
+      </w:rPr>
+    </w:lvl>
+    <w:lvl w:ilvl="2" w:tentative="1">
+      <w:start w:val="1"/>
+      <w:numFmt w:val="bullet"/>
+      <w:lvlText w:val=""/>
+      <w:lvlJc w:val="left"/>
+      <w:pPr>
+        <w:tabs>
+          <w:tab w:val="num" w:pos="2160"/>
+        </w:tabs>
+        <w:ind w:left="2160" w:hanging="360"/>
+      </w:pPr>
+      <w:rPr>
+        <w:rFonts w:ascii="Symbol" w:hAnsi="Symbol" w:hint="default"/>
+        <w:sz w:val="20"/>
+      </w:rPr>
+    </w:lvl>
+    <w:lvl w:ilvl="3" w:tentative="1">
+      <w:start w:val="1"/>
+      <w:numFmt w:val="bullet"/>
+      <w:lvlText w:val=""/>
+      <w:lvlJc w:val="left"/>
+      <w:pPr>
+        <w:tabs>
+          <w:tab w:val="num" w:pos="2880"/>
+        </w:tabs>
+        <w:ind w:left="2880" w:hanging="360"/>
+      </w:pPr>
+      <w:rPr>
+        <w:rFonts w:ascii="Symbol" w:hAnsi="Symbol" w:hint="default"/>
+        <w:sz w:val="20"/>
+      </w:rPr>
+    </w:lvl>
+    <w:lvl w:ilvl="4" w:tentative="1">
+      <w:start w:val="1"/>
+      <w:numFmt w:val="bullet"/>
+      <w:lvlText w:val=""/>
+      <w:lvlJc w:val="left"/>
+      <w:pPr>
+        <w:tabs>
+          <w:tab w:val="num" w:pos="3600"/>
+        </w:tabs>
+        <w:ind w:left="3600" w:hanging="360"/>
+      </w:pPr>
+      <w:rPr>
+        <w:rFonts w:ascii="Symbol" w:hAnsi="Symbol" w:hint="default"/>
+        <w:sz w:val="20"/>
+      </w:rPr>
+    </w:lvl>
+    <w:lvl w:ilvl="5" w:tentative="1">
+      <w:start w:val="1"/>
+      <w:numFmt w:val="bullet"/>
+      <w:lvlText w:val=""/>
+      <w:lvlJc w:val="left"/>
+      <w:pPr>
+        <w:tabs>
+          <w:tab w:val="num" w:pos="4320"/>
+        </w:tabs>
+        <w:ind w:left="4320" w:hanging="360"/>
+      </w:pPr>
+      <w:rPr>
+        <w:rFonts w:ascii="Symbol" w:hAnsi="Symbol" w:hint="default"/>
+        <w:sz w:val="20"/>
+      </w:rPr>
+    </w:lvl>
+    <w:lvl w:ilvl="6" w:tentative="1">
+      <w:start w:val="1"/>
+      <w:numFmt w:val="bullet"/>
+      <w:lvlText w:val=""/>
+      <w:lvlJc w:val="left"/>
+      <w:pPr>
+        <w:tabs>
+          <w:tab w:val="num" w:pos="5040"/>
+        </w:tabs>
+        <w:ind w:left="5040" w:hanging="360"/>
+      </w:pPr>
+      <w:rPr>
+        <w:rFonts w:ascii="Symbol" w:hAnsi="Symbol" w:hint="default"/>
+        <w:sz w:val="20"/>
+      </w:rPr>
+    </w:lvl>
+    <w:lvl w:ilvl="7" w:tentative="1">
+      <w:start w:val="1"/>
+      <w:numFmt w:val="bullet"/>
+      <w:lvlText w:val=""/>
+      <w:lvlJc w:val="left"/>
+      <w:pPr>
+        <w:tabs>
+          <w:tab w:val="num" w:pos="5760"/>
+        </w:tabs>
+        <w:ind w:left="5760" w:hanging="360"/>
+      </w:pPr>
+      <w:rPr>
+        <w:rFonts w:ascii="Symbol" w:hAnsi="Symbol" w:hint="default"/>
+        <w:sz w:val="20"/>
+      </w:rPr>
+    </w:lvl>
+    <w:lvl w:ilvl="8" w:tentative="1">
+      <w:start w:val="1"/>
+      <w:numFmt w:val="bullet"/>
+      <w:lvlText w:val=""/>
+      <w:lvlJc w:val="left"/>
+      <w:pPr>
+        <w:tabs>
+          <w:tab w:val="num" w:pos="6480"/>
+        </w:tabs>
+        <w:ind w:left="6480" w:hanging="360"/>
+      </w:pPr>
+      <w:rPr>
+        <w:rFonts w:ascii="Symbol" w:hAnsi="Symbol" w:hint="default"/>
+        <w:sz w:val="20"/>
+      </w:rPr>
+    </w:lvl>
+  </w:abstractNum>
   <w:num w:numId="1" w16cid:durableId="1396316752">
     <w:abstractNumId w:val="1"/>
   </w:num>
@@ -1151,6 +1452,9 @@
   </w:num>
   <w:num w:numId="3" w16cid:durableId="498925841">
     <w:abstractNumId w:val="2"/>
+  </w:num>
+  <w:num w:numId="4" w16cid:durableId="1647854381">
+    <w:abstractNumId w:val="3"/>
   </w:num>
 </w:numbering>
 </file>
@@ -1762,7 +2066,6 @@
   <w:style w:type="character" w:default="1" w:styleId="a0">
     <w:name w:val="Default Paragraph Font"/>
     <w:uiPriority w:val="1"/>
-    <w:semiHidden/>
     <w:unhideWhenUsed/>
   </w:style>
   <w:style w:type="table" w:default="1" w:styleId="a1">

--- a/작업일지/6주차.docx
+++ b/작업일지/6주차.docx
@@ -207,6 +207,7 @@
                 <w:bCs/>
               </w:rPr>
             </w:pPr>
+            <w:proofErr w:type="spellStart"/>
             <w:r>
               <w:rPr>
                 <w:rFonts w:hint="eastAsia"/>
@@ -215,6 +216,7 @@
               </w:rPr>
               <w:t>팀명</w:t>
             </w:r>
+            <w:proofErr w:type="spellEnd"/>
           </w:p>
         </w:tc>
         <w:tc>
@@ -284,7 +286,21 @@
               <w:rPr>
                 <w:rFonts w:hint="eastAsia"/>
               </w:rPr>
-              <w:t xml:space="preserve"> 윤이하나(기획, </w:t>
+              <w:t xml:space="preserve"> </w:t>
+            </w:r>
+            <w:proofErr w:type="spellStart"/>
+            <w:r>
+              <w:rPr>
+                <w:rFonts w:hint="eastAsia"/>
+              </w:rPr>
+              <w:t>윤이하나</w:t>
+            </w:r>
+            <w:proofErr w:type="spellEnd"/>
+            <w:r>
+              <w:rPr>
+                <w:rFonts w:hint="eastAsia"/>
+              </w:rPr>
+              <w:t xml:space="preserve">(기획, </w:t>
             </w:r>
             <w:r>
               <w:rPr>
@@ -451,6 +467,7 @@
                 <w:bCs/>
               </w:rPr>
             </w:pPr>
+            <w:proofErr w:type="spellStart"/>
             <w:r>
               <w:rPr>
                 <w:rFonts w:hint="eastAsia"/>
@@ -459,6 +476,7 @@
               </w:rPr>
               <w:t>윤이하나</w:t>
             </w:r>
+            <w:proofErr w:type="spellEnd"/>
           </w:p>
         </w:tc>
         <w:tc>
@@ -630,6 +648,7 @@
                 <w:bCs/>
               </w:rPr>
             </w:pPr>
+            <w:proofErr w:type="spellStart"/>
             <w:r>
               <w:rPr>
                 <w:rFonts w:hint="eastAsia"/>
@@ -638,6 +657,7 @@
               </w:rPr>
               <w:t>윤이하나</w:t>
             </w:r>
+            <w:proofErr w:type="spellEnd"/>
           </w:p>
         </w:tc>
         <w:tc>
@@ -711,11 +731,6 @@
           </w:p>
           <w:p/>
           <w:p>
-            <w:pPr>
-              <w:rPr>
-                <w:rFonts w:hint="eastAsia"/>
-              </w:rPr>
-            </w:pPr>
             <w:r>
               <w:rPr>
                 <w:rFonts w:hint="eastAsia"/>
@@ -724,11 +739,6 @@
             </w:r>
           </w:p>
           <w:p>
-            <w:pPr>
-              <w:rPr>
-                <w:rFonts w:hint="eastAsia"/>
-              </w:rPr>
-            </w:pPr>
             <w:r>
               <w:rPr>
                 <w:rFonts w:hint="eastAsia"/>
@@ -739,7 +749,21 @@
               <w:rPr>
                 <w:rFonts w:hint="eastAsia"/>
               </w:rPr>
-              <w:t>플레이어는 사용하는 무기에 따라 공격 속도와 데미지가 다르다. 그렇다면 &lt;공격 속도&gt;와 &lt;데미지&gt;라는 스탯은 플레이어한테가 아니라, 플레이어가 사용하는 무기에 포함시켜야 될 것 같다고 생각하였다.</w:t>
+              <w:t xml:space="preserve">플레이어는 사용하는 무기에 따라 공격 속도와 데미지가 다르다. 그렇다면 &lt;공격 속도&gt;와 &lt;데미지&gt;라는 </w:t>
+            </w:r>
+            <w:proofErr w:type="spellStart"/>
+            <w:r>
+              <w:rPr>
+                <w:rFonts w:hint="eastAsia"/>
+              </w:rPr>
+              <w:t>스탯은</w:t>
+            </w:r>
+            <w:proofErr w:type="spellEnd"/>
+            <w:r>
+              <w:rPr>
+                <w:rFonts w:hint="eastAsia"/>
+              </w:rPr>
+              <w:t xml:space="preserve"> 플레이어한테가 아니라, 플레이어가 사용하는 무기에 포함시켜야 될 것 같다고 생각하였다.</w:t>
             </w:r>
             <w:r>
               <w:rPr>
@@ -751,7 +775,21 @@
               <w:rPr>
                 <w:rFonts w:hint="eastAsia"/>
               </w:rPr>
-              <w:t xml:space="preserve"> 스탯을 추가했다.</w:t>
+              <w:t xml:space="preserve"> </w:t>
+            </w:r>
+            <w:proofErr w:type="spellStart"/>
+            <w:r>
+              <w:rPr>
+                <w:rFonts w:hint="eastAsia"/>
+              </w:rPr>
+              <w:t>스탯을</w:t>
+            </w:r>
+            <w:proofErr w:type="spellEnd"/>
+            <w:r>
+              <w:rPr>
+                <w:rFonts w:hint="eastAsia"/>
+              </w:rPr>
+              <w:t xml:space="preserve"> 추가했다.</w:t>
             </w:r>
           </w:p>
           <w:p>
@@ -761,11 +799,19 @@
               </w:rPr>
               <w:t xml:space="preserve">- </w:t>
             </w:r>
-            <w:r>
-              <w:rPr>
-                <w:rFonts w:hint="eastAsia"/>
-              </w:rPr>
-              <w:t>MaSu 때도 그랬지만, 적절한 이동/공격 속도는 무엇일지 늘 고민하게</w:t>
+            <w:proofErr w:type="spellStart"/>
+            <w:r>
+              <w:rPr>
+                <w:rFonts w:hint="eastAsia"/>
+              </w:rPr>
+              <w:t>MaSu</w:t>
+            </w:r>
+            <w:proofErr w:type="spellEnd"/>
+            <w:r>
+              <w:rPr>
+                <w:rFonts w:hint="eastAsia"/>
+              </w:rPr>
+              <w:t xml:space="preserve"> 때도 그랬지만, 적절한 이동/공격 속도는 무엇일지 늘 고민하게</w:t>
             </w:r>
             <w:r>
               <w:rPr>
@@ -781,11 +827,6 @@
             </w:r>
           </w:p>
           <w:p>
-            <w:pPr>
-              <w:rPr>
-                <w:rFonts w:hint="eastAsia"/>
-              </w:rPr>
-            </w:pPr>
             <w:r>
               <w:rPr>
                 <w:rFonts w:hint="eastAsia"/>
@@ -796,13 +837,27 @@
               <w:rPr>
                 <w:rFonts w:hint="eastAsia"/>
               </w:rPr>
-              <w:t>거미 FSM을 일부 수정하였다. 전이 조건을 좀 더 명확하게 작성하였다. 그러나 다시 확인해보니 거미줄로 플레이어를 인식해서(파괴 or 그냥 닿음) chase하는 것과 공격받았을 때 공격한 쪽으로 chase 하는 내용이 빠져있</w:t>
-            </w:r>
-            <w:r>
-              <w:rPr>
-                <w:rFonts w:hint="eastAsia"/>
-              </w:rPr>
-              <w:t>는 것 같</w:t>
+              <w:t xml:space="preserve">거미 FSM을 일부 수정하였다. 전이 조건을 좀 더 명확하게 작성하였다. 그러나 다시 확인해보니 거미줄로 플레이어를 인식해서(파괴 or 그냥 닿음) chase하는 것과 공격받았을 때 공격한 쪽으로 chase 하는 내용이 </w:t>
+            </w:r>
+            <w:proofErr w:type="spellStart"/>
+            <w:r>
+              <w:rPr>
+                <w:rFonts w:hint="eastAsia"/>
+              </w:rPr>
+              <w:t>빠져있</w:t>
+            </w:r>
+            <w:r>
+              <w:rPr>
+                <w:rFonts w:hint="eastAsia"/>
+              </w:rPr>
+              <w:t>는</w:t>
+            </w:r>
+            <w:proofErr w:type="spellEnd"/>
+            <w:r>
+              <w:rPr>
+                <w:rFonts w:hint="eastAsia"/>
+              </w:rPr>
+              <w:t xml:space="preserve"> 것 같</w:t>
             </w:r>
             <w:r>
               <w:rPr>
@@ -869,20 +924,44 @@
             <w:tcW w:w="9214" w:type="dxa"/>
           </w:tcPr>
           <w:p>
-            <w:r>
-              <w:rPr>
-                <w:rFonts w:hint="eastAsia"/>
-              </w:rPr>
-              <w:t>- 루나책으로 개념 정리하면서 LabProject07-9-1 장치 초기화, 렌더링 파이프라인, 쉐이더 코드를 분석했다.</w:t>
-            </w:r>
-          </w:p>
-          <w:p>
-            <w:r>
-              <w:rPr>
-                <w:rFonts w:hint="eastAsia"/>
-              </w:rPr>
-              <w:lastRenderedPageBreak/>
-              <w:t>- 공학대전에 참가했는데, 친구들과 선배들의 의견을 들어보니 엔진으로 가는 게 나을 것 같아 엔진으로 변경했다. 이대현 교수님께 상담 받고 따로 공부하면서 진행할 예정이다.</w:t>
+            <w:pPr>
+              <w:rPr>
+                <w:rFonts w:hint="eastAsia"/>
+              </w:rPr>
+            </w:pPr>
+            <w:r>
+              <w:rPr>
+                <w:rFonts w:hint="eastAsia"/>
+              </w:rPr>
+              <w:t xml:space="preserve">- </w:t>
+            </w:r>
+            <w:proofErr w:type="spellStart"/>
+            <w:r>
+              <w:rPr>
+                <w:rFonts w:hint="eastAsia"/>
+              </w:rPr>
+              <w:t>루나책으로</w:t>
+            </w:r>
+            <w:proofErr w:type="spellEnd"/>
+            <w:r>
+              <w:rPr>
+                <w:rFonts w:hint="eastAsia"/>
+              </w:rPr>
+              <w:t xml:space="preserve"> 개념 정리하면서 LabProject07-9-1 장치 초기화, 렌더링 파이프라인, </w:t>
+            </w:r>
+            <w:proofErr w:type="spellStart"/>
+            <w:r>
+              <w:rPr>
+                <w:rFonts w:hint="eastAsia"/>
+              </w:rPr>
+              <w:t>쉐이더</w:t>
+            </w:r>
+            <w:proofErr w:type="spellEnd"/>
+            <w:r>
+              <w:rPr>
+                <w:rFonts w:hint="eastAsia"/>
+              </w:rPr>
+              <w:t xml:space="preserve"> 코드를 분석했다.</w:t>
             </w:r>
           </w:p>
         </w:tc>
@@ -2066,6 +2145,7 @@
   <w:style w:type="character" w:default="1" w:styleId="a0">
     <w:name w:val="Default Paragraph Font"/>
     <w:uiPriority w:val="1"/>
+    <w:semiHidden/>
     <w:unhideWhenUsed/>
   </w:style>
   <w:style w:type="table" w:default="1" w:styleId="a1">

--- a/작업일지/6주차.docx
+++ b/작업일지/6주차.docx
@@ -894,7 +894,47 @@
           <w:tcPr>
             <w:tcW w:w="9214" w:type="dxa"/>
           </w:tcPr>
-          <w:p/>
+          <w:p>
+            <w:pPr>
+              <w:rPr>
+                <w:rFonts w:hint="eastAsia"/>
+              </w:rPr>
+            </w:pPr>
+            <w:r>
+              <w:rPr>
+                <w:rFonts w:hint="eastAsia"/>
+              </w:rPr>
+              <w:t xml:space="preserve">- 과제도 할 겸, </w:t>
+            </w:r>
+            <w:proofErr w:type="spellStart"/>
+            <w:r>
+              <w:rPr>
+                <w:rFonts w:hint="eastAsia"/>
+              </w:rPr>
+              <w:t>클라도</w:t>
+            </w:r>
+            <w:proofErr w:type="spellEnd"/>
+            <w:r>
+              <w:rPr>
+                <w:rFonts w:hint="eastAsia"/>
+              </w:rPr>
+              <w:t xml:space="preserve"> 도와줄 겸 샘플 프로젝트 초반을 분석했다. 그런데 코드양이 많아서 분석할 것이 한참 남았다. 분석하느라 서버 구조 설계는 제대로 못했다. 다음주에 열심히 </w:t>
+            </w:r>
+            <w:proofErr w:type="spellStart"/>
+            <w:r>
+              <w:rPr>
+                <w:rFonts w:hint="eastAsia"/>
+              </w:rPr>
+              <w:t>해야겠다</w:t>
+            </w:r>
+            <w:proofErr w:type="spellEnd"/>
+            <w:r>
+              <w:rPr>
+                <w:rFonts w:hint="eastAsia"/>
+              </w:rPr>
+              <w:t>.</w:t>
+            </w:r>
+          </w:p>
         </w:tc>
       </w:tr>
       <w:tr>
@@ -915,6 +955,7 @@
                 <w:b/>
                 <w:bCs/>
               </w:rPr>
+              <w:lastRenderedPageBreak/>
               <w:t>임채은</w:t>
             </w:r>
           </w:p>
@@ -924,11 +965,6 @@
             <w:tcW w:w="9214" w:type="dxa"/>
           </w:tcPr>
           <w:p>
-            <w:pPr>
-              <w:rPr>
-                <w:rFonts w:hint="eastAsia"/>
-              </w:rPr>
-            </w:pPr>
             <w:r>
               <w:rPr>
                 <w:rFonts w:hint="eastAsia"/>
